--- a/Phân tích.docx
+++ b/Phân tích.docx
@@ -22,6 +22,7 @@
     </w:p>
     <w:tbl>
       <w:tblPr>
+        <w:tblStyle w:val="4"/>
         <w:tblW w:w="0" w:type="auto"/>
         <w:tblCellSpacing w:w="15" w:type="dxa"/>
         <w:tblInd w:w="0" w:type="dxa"/>
@@ -33,7 +34,7 @@
           <w:insideH w:val="none" w:color="auto" w:sz="0" w:space="0"/>
           <w:insideV w:val="none" w:color="auto" w:sz="0" w:space="0"/>
         </w:tblBorders>
-        <w:shd w:val="clear"/>
+        <w:shd w:val="clear" w:color="auto" w:fill="auto"/>
         <w:tblLayout w:type="autofit"/>
         <w:tblCellMar>
           <w:top w:w="15" w:type="dxa"/>
@@ -43,9 +44,9 @@
         </w:tblCellMar>
       </w:tblPr>
       <w:tblGrid>
-        <w:gridCol w:w="1099"/>
-        <w:gridCol w:w="3581"/>
-        <w:gridCol w:w="3746"/>
+        <w:gridCol w:w="1097"/>
+        <w:gridCol w:w="3571"/>
+        <w:gridCol w:w="3738"/>
       </w:tblGrid>
       <w:tr>
         <w:tblPrEx>
@@ -57,7 +58,7 @@
             <w:insideH w:val="none" w:color="auto" w:sz="0" w:space="0"/>
             <w:insideV w:val="none" w:color="auto" w:sz="0" w:space="0"/>
           </w:tblBorders>
-          <w:shd w:val="clear"/>
+          <w:shd w:val="clear" w:color="auto" w:fill="auto"/>
           <w:tblCellMar>
             <w:top w:w="15" w:type="dxa"/>
             <w:left w:w="15" w:type="dxa"/>
@@ -78,7 +79,7 @@
               <w:bottom w:val="single" w:color="auto" w:sz="4" w:space="0"/>
               <w:right w:val="single" w:color="auto" w:sz="4" w:space="0"/>
             </w:tcBorders>
-            <w:shd w:val="clear"/>
+            <w:shd w:val="clear" w:color="auto" w:fill="auto"/>
             <w:vAlign w:val="center"/>
           </w:tcPr>
           <w:p>
@@ -119,7 +120,7 @@
               <w:bottom w:val="single" w:color="auto" w:sz="4" w:space="0"/>
               <w:right w:val="single" w:color="auto" w:sz="4" w:space="0"/>
             </w:tcBorders>
-            <w:shd w:val="clear"/>
+            <w:shd w:val="clear" w:color="auto" w:fill="auto"/>
             <w:vAlign w:val="center"/>
           </w:tcPr>
           <w:p>
@@ -160,7 +161,7 @@
               <w:bottom w:val="single" w:color="auto" w:sz="4" w:space="0"/>
               <w:right w:val="single" w:color="auto" w:sz="4" w:space="0"/>
             </w:tcBorders>
-            <w:shd w:val="clear"/>
+            <w:shd w:val="clear" w:color="auto" w:fill="auto"/>
             <w:vAlign w:val="center"/>
           </w:tcPr>
           <w:p>
@@ -203,7 +204,6 @@
             <w:insideH w:val="none" w:color="auto" w:sz="0" w:space="0"/>
             <w:insideV w:val="none" w:color="auto" w:sz="0" w:space="0"/>
           </w:tblBorders>
-          <w:shd w:val="clear"/>
           <w:tblCellMar>
             <w:top w:w="15" w:type="dxa"/>
             <w:left w:w="15" w:type="dxa"/>
@@ -223,7 +223,7 @@
               <w:bottom w:val="single" w:color="auto" w:sz="4" w:space="0"/>
               <w:right w:val="single" w:color="auto" w:sz="4" w:space="0"/>
             </w:tcBorders>
-            <w:shd w:val="clear"/>
+            <w:shd w:val="clear" w:color="auto" w:fill="auto"/>
             <w:vAlign w:val="center"/>
           </w:tcPr>
           <w:p>
@@ -241,7 +241,7 @@
             </w:pPr>
             <w:r>
               <w:rPr>
-                <w:rStyle w:val="6"/>
+                <w:rStyle w:val="7"/>
                 <w:rFonts w:hint="default" w:ascii="Consolas" w:hAnsi="Consolas" w:eastAsia="SimSun" w:cs="Consolas"/>
                 <w:kern w:val="0"/>
                 <w:sz w:val="24"/>
@@ -261,7 +261,7 @@
               <w:bottom w:val="single" w:color="auto" w:sz="4" w:space="0"/>
               <w:right w:val="single" w:color="auto" w:sz="4" w:space="0"/>
             </w:tcBorders>
-            <w:shd w:val="clear"/>
+            <w:shd w:val="clear" w:color="auto" w:fill="auto"/>
             <w:vAlign w:val="center"/>
           </w:tcPr>
           <w:p>
@@ -279,7 +279,7 @@
             </w:pPr>
             <w:r>
               <w:rPr>
-                <w:rStyle w:val="6"/>
+                <w:rStyle w:val="7"/>
                 <w:rFonts w:hint="default" w:ascii="Consolas" w:hAnsi="Consolas" w:eastAsia="SimSun" w:cs="Consolas"/>
                 <w:kern w:val="0"/>
                 <w:sz w:val="24"/>
@@ -300,7 +300,7 @@
             </w:r>
             <w:r>
               <w:rPr>
-                <w:rStyle w:val="6"/>
+                <w:rStyle w:val="7"/>
                 <w:rFonts w:hint="default" w:ascii="Consolas" w:hAnsi="Consolas" w:eastAsia="SimSun" w:cs="Consolas"/>
                 <w:kern w:val="0"/>
                 <w:sz w:val="24"/>
@@ -330,7 +330,7 @@
               <w:bottom w:val="single" w:color="auto" w:sz="4" w:space="0"/>
               <w:right w:val="single" w:color="auto" w:sz="4" w:space="0"/>
             </w:tcBorders>
-            <w:shd w:val="clear"/>
+            <w:shd w:val="clear" w:color="auto" w:fill="auto"/>
             <w:vAlign w:val="center"/>
           </w:tcPr>
           <w:p>
@@ -348,7 +348,7 @@
             </w:pPr>
             <w:r>
               <w:rPr>
-                <w:rStyle w:val="6"/>
+                <w:rStyle w:val="7"/>
                 <w:rFonts w:hint="default" w:ascii="Consolas" w:hAnsi="Consolas" w:eastAsia="SimSun" w:cs="Consolas"/>
                 <w:kern w:val="0"/>
                 <w:sz w:val="24"/>
@@ -369,7 +369,7 @@
             </w:r>
             <w:r>
               <w:rPr>
-                <w:rStyle w:val="6"/>
+                <w:rStyle w:val="7"/>
                 <w:rFonts w:hint="default" w:ascii="Consolas" w:hAnsi="Consolas" w:eastAsia="SimSun" w:cs="Consolas"/>
                 <w:kern w:val="0"/>
                 <w:sz w:val="24"/>
@@ -401,7 +401,7 @@
             <w:insideH w:val="none" w:color="auto" w:sz="0" w:space="0"/>
             <w:insideV w:val="none" w:color="auto" w:sz="0" w:space="0"/>
           </w:tblBorders>
-          <w:shd w:val="clear"/>
+          <w:shd w:val="clear" w:color="auto" w:fill="auto"/>
           <w:tblCellMar>
             <w:top w:w="15" w:type="dxa"/>
             <w:left w:w="15" w:type="dxa"/>
@@ -421,7 +421,7 @@
               <w:bottom w:val="single" w:color="auto" w:sz="4" w:space="0"/>
               <w:right w:val="single" w:color="auto" w:sz="4" w:space="0"/>
             </w:tcBorders>
-            <w:shd w:val="clear"/>
+            <w:shd w:val="clear" w:color="auto" w:fill="auto"/>
             <w:vAlign w:val="center"/>
           </w:tcPr>
           <w:p>
@@ -439,7 +439,7 @@
             </w:pPr>
             <w:r>
               <w:rPr>
-                <w:rStyle w:val="6"/>
+                <w:rStyle w:val="7"/>
                 <w:rFonts w:hint="default" w:ascii="Consolas" w:hAnsi="Consolas" w:eastAsia="SimSun" w:cs="Consolas"/>
                 <w:kern w:val="0"/>
                 <w:sz w:val="24"/>
@@ -459,7 +459,7 @@
               <w:bottom w:val="single" w:color="auto" w:sz="4" w:space="0"/>
               <w:right w:val="single" w:color="auto" w:sz="4" w:space="0"/>
             </w:tcBorders>
-            <w:shd w:val="clear"/>
+            <w:shd w:val="clear" w:color="auto" w:fill="auto"/>
             <w:vAlign w:val="center"/>
           </w:tcPr>
           <w:p>
@@ -477,7 +477,7 @@
             </w:pPr>
             <w:r>
               <w:rPr>
-                <w:rStyle w:val="6"/>
+                <w:rStyle w:val="7"/>
                 <w:rFonts w:hint="default" w:ascii="Consolas" w:hAnsi="Consolas" w:eastAsia="SimSun" w:cs="Consolas"/>
                 <w:kern w:val="0"/>
                 <w:sz w:val="24"/>
@@ -498,7 +498,7 @@
             </w:r>
             <w:r>
               <w:rPr>
-                <w:rStyle w:val="6"/>
+                <w:rStyle w:val="7"/>
                 <w:rFonts w:hint="default" w:ascii="Consolas" w:hAnsi="Consolas" w:eastAsia="SimSun" w:cs="Consolas"/>
                 <w:kern w:val="0"/>
                 <w:sz w:val="24"/>
@@ -528,7 +528,7 @@
               <w:bottom w:val="single" w:color="auto" w:sz="4" w:space="0"/>
               <w:right w:val="single" w:color="auto" w:sz="4" w:space="0"/>
             </w:tcBorders>
-            <w:shd w:val="clear"/>
+            <w:shd w:val="clear" w:color="auto" w:fill="auto"/>
             <w:vAlign w:val="center"/>
           </w:tcPr>
           <w:p>
@@ -546,7 +546,7 @@
             </w:pPr>
             <w:r>
               <w:rPr>
-                <w:rStyle w:val="6"/>
+                <w:rStyle w:val="7"/>
                 <w:rFonts w:hint="default" w:ascii="Consolas" w:hAnsi="Consolas" w:eastAsia="SimSun" w:cs="Consolas"/>
                 <w:kern w:val="0"/>
                 <w:sz w:val="24"/>
@@ -567,7 +567,7 @@
             </w:r>
             <w:r>
               <w:rPr>
-                <w:rStyle w:val="6"/>
+                <w:rStyle w:val="7"/>
                 <w:rFonts w:hint="default" w:ascii="Consolas" w:hAnsi="Consolas" w:eastAsia="SimSun" w:cs="Consolas"/>
                 <w:kern w:val="0"/>
                 <w:sz w:val="24"/>
@@ -592,7 +592,7 @@
     </w:tbl>
     <w:p>
       <w:pPr>
-        <w:pStyle w:val="5"/>
+        <w:pStyle w:val="6"/>
         <w:keepNext w:val="0"/>
         <w:keepLines w:val="0"/>
         <w:widowControl/>
@@ -603,7 +603,7 @@
       </w:pPr>
       <w:r>
         <w:rPr>
-          <w:rStyle w:val="6"/>
+          <w:rStyle w:val="7"/>
           <w:rFonts w:hint="default" w:ascii="Consolas" w:hAnsi="Consolas" w:cs="Consolas"/>
         </w:rPr>
         <w:t>→ Chọn A — Sidebar Filter</w:t>
@@ -632,6 +632,60 @@
         </w:rPr>
         <w:t>Phần 2 — Wireframe Empty State</w:t>
       </w:r>
+      <w:bookmarkStart w:id="0" w:name="_GoBack"/>
+      <w:bookmarkEnd w:id="0"/>
+    </w:p>
+    <w:p>
+      <w:pPr>
+        <w:rPr>
+          <w:rFonts w:hint="default"/>
+        </w:rPr>
+      </w:pPr>
+      <w:r>
+        <w:rPr>
+          <w:rFonts w:hint="default"/>
+          <w:lang w:val="en-US"/>
+        </w:rPr>
+        <w:t xml:space="preserve">Link figma : </w:t>
+      </w:r>
+      <w:r>
+        <w:rPr>
+          <w:rFonts w:hint="default"/>
+        </w:rPr>
+        <w:fldChar w:fldCharType="begin"/>
+      </w:r>
+      <w:r>
+        <w:rPr>
+          <w:rFonts w:hint="default"/>
+        </w:rPr>
+        <w:instrText xml:space="preserve"> HYPERLINK "https://www.figma.com/design/FQwd1T46jjo3Xz67wu0Kb6/Ph%25C3%25A2n-t%25C3%25ADch?node-id=0-1&amp;p=f&amp;t=b7CuSeEboOyh1U6u-0" </w:instrText>
+      </w:r>
+      <w:r>
+        <w:rPr>
+          <w:rFonts w:hint="default"/>
+        </w:rPr>
+        <w:fldChar w:fldCharType="separate"/>
+      </w:r>
+      <w:r>
+        <w:rPr>
+          <w:rStyle w:val="5"/>
+          <w:rFonts w:hint="default"/>
+        </w:rPr>
+        <w:t>https://www.figma.com/design/FQwd1T46jjo3Xz67wu0Kb6/Ph%25C3%25A2n-t%25C3%25ADch?node-id=0-1&amp;p=f&amp;t=b7CuSeEboOyh1U6u-0</w:t>
+      </w:r>
+      <w:r>
+        <w:rPr>
+          <w:rFonts w:hint="default"/>
+        </w:rPr>
+        <w:fldChar w:fldCharType="end"/>
+      </w:r>
+    </w:p>
+    <w:p>
+      <w:pPr>
+        <w:rPr>
+          <w:rFonts w:hint="default"/>
+        </w:rPr>
+      </w:pPr>
     </w:p>
     <w:p>
       <w:pPr>
@@ -682,8 +736,6 @@
           </wp:inline>
         </w:drawing>
       </w:r>
-      <w:bookmarkStart w:id="0" w:name="_GoBack"/>
-      <w:bookmarkEnd w:id="0"/>
     </w:p>
     <w:sectPr>
       <w:pgSz w:w="11906" w:h="16838"/>
@@ -798,7 +850,7 @@
     <w:lsdException w:unhideWhenUsed="0" w:uiPriority="0" w:semiHidden="0" w:name="Document Map"/>
     <w:lsdException w:unhideWhenUsed="0" w:uiPriority="0" w:semiHidden="0" w:name="Plain Text"/>
     <w:lsdException w:unhideWhenUsed="0" w:uiPriority="0" w:semiHidden="0" w:name="E-mail Signature"/>
-    <w:lsdException w:unhideWhenUsed="0" w:uiPriority="0" w:semiHidden="0" w:name="Normal (Web)"/>
+    <w:lsdException w:qFormat="1" w:unhideWhenUsed="0" w:uiPriority="0" w:semiHidden="0" w:name="Normal (Web)"/>
     <w:lsdException w:unhideWhenUsed="0" w:uiPriority="0" w:semiHidden="0" w:name="HTML Acronym"/>
     <w:lsdException w:unhideWhenUsed="0" w:uiPriority="0" w:semiHidden="0" w:name="HTML Address"/>
     <w:lsdException w:unhideWhenUsed="0" w:uiPriority="0" w:semiHidden="0" w:name="HTML Cite"/>
@@ -1005,8 +1057,18 @@
       </w:tblCellMar>
     </w:tblPr>
   </w:style>
-  <w:style w:type="paragraph" w:styleId="5">
+  <w:style w:type="character" w:styleId="5">
+    <w:name w:val="Hyperlink"/>
+    <w:basedOn w:val="3"/>
+    <w:uiPriority w:val="0"/>
+    <w:rPr>
+      <w:color w:val="0000FF"/>
+      <w:u w:val="single"/>
+    </w:rPr>
+  </w:style>
+  <w:style w:type="paragraph" w:styleId="6">
     <w:name w:val="Normal (Web)"/>
+    <w:qFormat/>
     <w:uiPriority w:val="0"/>
     <w:pPr>
       <w:spacing w:before="0" w:beforeAutospacing="1" w:after="0" w:afterAutospacing="1"/>
@@ -1014,13 +1076,14 @@
       <w:jc w:val="left"/>
     </w:pPr>
     <w:rPr>
+      <w:rFonts w:ascii="Times New Roman" w:hAnsi="Times New Roman" w:eastAsia="SimSun" w:cs="Times New Roman"/>
       <w:kern w:val="0"/>
       <w:sz w:val="24"/>
       <w:szCs w:val="24"/>
       <w:lang w:val="en-US" w:eastAsia="zh-CN" w:bidi="ar"/>
     </w:rPr>
   </w:style>
-  <w:style w:type="character" w:styleId="6">
+  <w:style w:type="character" w:styleId="7">
     <w:name w:val="Strong"/>
     <w:basedOn w:val="3"/>
     <w:qFormat/>
